--- a/tillsyn/A 52227-2024 tillsynsbegäran.docx
+++ b/tillsyn/A 52227-2024 tillsynsbegäran.docx
@@ -370,7 +370,7 @@
     <w:r>
       <w:tab/>
       <w:tab/>
-      <w:t>2026-06-18</w:t>
+      <w:t>2026-06-19</w:t>
       <w:br/>
       <w:br/>
     </w:r>

--- a/tillsyn/A 52227-2024 tillsynsbegäran.docx
+++ b/tillsyn/A 52227-2024 tillsynsbegäran.docx
@@ -370,7 +370,7 @@
     <w:r>
       <w:tab/>
       <w:tab/>
-      <w:t>2026-06-19</w:t>
+      <w:t>2026-06-20</w:t>
       <w:br/>
       <w:br/>
     </w:r>

--- a/tillsyn/A 52227-2024 tillsynsbegäran.docx
+++ b/tillsyn/A 52227-2024 tillsynsbegäran.docx
@@ -12,10 +12,7 @@
     </w:p>
     <w:p>
       <w:r>
-        <w:t>Detta dokument behandlar höga naturvärden i avverkningsanmälan A 52227-2024 i Bräcke kommun som inkom 2024-11-12 och omfattar 1,4 ha.</w:t>
-      </w:r>
-      <w:r>
-        <w:t xml:space="preserve"> I Figur 1 visas fyndplatser för naturvårdsarter i området, som finns registrerade på Artportalen.</w:t>
+        <w:t>Denna tillsynsbegäran behandlar höga naturvärden i avverkningsanmälan A 52227-2024 i Bräcke kommun som inkom 2024-11-12 och omfattar 1,4 ha.</w:t>
       </w:r>
     </w:p>
     <w:p>
@@ -63,7 +60,20 @@
         <w:spacing w:after="240"/>
       </w:pPr>
       <w:r>
-        <w:t>Figur 1. Fyndplatser för naturvårdsarter i och inom 18 meter från avverkningsanmälan (röd linje). Inom parentes anges rödlistekategorier, S för signalarter, Tför typiska arter och fridlysningsparagrafer i artskyddsförordningen.Markörer utan svart kant är placerade på fyndplatsen. Markörer med svart kant är placerade vid sidan av fyndplatsen och har ett svart streck som visar fyndplatsens exakta position. Kartans mittpunktskoordinat är N 6975751, E 557442 i SWEREF 99 TM.</w:t>
+        <w:t>Figur 1. Fyndplatser för naturvårdsarter i och inom 18 meter från avverkningsanmälan. Markörer utan svart kant är placerade på fyndplatsen. Markörer med svart kant är placerade vid sidan av fyndplatsen har ett svart streck som visar fyndplatsens exakta position. Kartans mittpunktskoordinat är N 6975751, E 557442 i SWEREF 99 TM.</w:t>
+      </w:r>
+    </w:p>
+    <w:p>
+      <w:r>
+        <w:t>I och inom 18 meter från avverkningsanmälan finns fynd av 1 naturvårdsarter, varav 1 är fridlyst och 1 är typisk (T): tjäder (T, §4). Se Figur 1.</w:t>
+      </w:r>
+    </w:p>
+    <w:p>
+      <w:pPr>
+        <w:pStyle w:val="Heading1"/>
+      </w:pPr>
+      <w:r>
+        <w:t>Tillsynsbegäran</w:t>
       </w:r>
     </w:p>
     <w:p>
@@ -77,53 +87,16 @@
       </w:r>
     </w:p>
     <w:p>
-      <w:r>
-        <w:t>Nedan beskrivs fynd av naturvårdsarter och fridlysta arter som gjorts i det avverkningsanmälda området. I BILAGA 1 finns artfakta om fridlysta arter.</w:t>
-      </w:r>
-    </w:p>
-    <w:p>
       <w:pPr>
         <w:pStyle w:val="Heading1"/>
       </w:pPr>
       <w:r>
-        <w:t>Naturvårdsarter</w:t>
+        <w:t>Naturvårdsarter och fridlysta arter</w:t>
       </w:r>
     </w:p>
     <w:p>
       <w:r>
-        <w:t>I och inom 18 meter från avverkningsanmälan har följande 1 naturvårdsarter hittats: tjäder (T, §4). Typiska arter inom Natura 2000 som är kopplade till skogsekosystem har markerats med (T). För fridlysta arter anges även paragrafen i Artskyddsförordningen som arten är fridlyst enligt.</w:t>
-      </w:r>
-    </w:p>
-    <w:p>
-      <w:r>
-        <w:t>De påträffade naturvårdsarterna är ett tydligt kvitto på att det rör sig om en skog med höga naturvärden.</w:t>
-      </w:r>
-    </w:p>
-    <w:p>
-      <w:pPr>
-        <w:pStyle w:val="Heading2"/>
-      </w:pPr>
-      <w:r>
-        <w:t>Fridlysta arter</w:t>
-      </w:r>
-    </w:p>
-    <w:p>
-      <w:r>
-        <w:t>Följande fridlysta arter har sina livsmiljöer och växtplatser i den avverkningsanmälda skogen: tjäder (T, §4).</w:t>
-      </w:r>
-    </w:p>
-    <w:p>
-      <w:r>
-        <w:t xml:space="preserve">Observera att medlemsländerna är skyldiga att agera i enlighet med EU:s fågeldirektiv där det uttryckligen står att direktivet gäller för fåglar samt för deras ägg, bon och </w:t>
-      </w:r>
-      <w:r>
-        <w:rPr>
-          <w:b/>
-        </w:rPr>
-        <w:t xml:space="preserve">livsmiljöer </w:t>
-      </w:r>
-      <w:r>
-        <w:t>(artikel 1). Vidare att de åtgärder som vidtas inte får leda till en försämring av den nuvarande situationen beträffande bevarandet av de fågelarter som avses i artikel 1 (artikel 13). Fågeldirektivet är styrande för tillsynsansvariga myndigheters ärendehantering, ställningstaganden och beslutsfattande.</w:t>
+        <w:t>Nedan följer beskrivningar av de naturvårdsarter och fridlysta arter som har sina livsmiljöer och växtplatser i den avverkningsanmälda skogen. Se även ytterligare artfakta i BILAGA 1. De påträffade naturvårdsarterna är ett tydligt kvitto på att det rör sig om en skog med höga naturvärden.</w:t>
       </w:r>
     </w:p>
     <w:p>
@@ -156,8 +129,25 @@
       </w:r>
     </w:p>
     <w:p>
+      <w:pPr>
+        <w:pStyle w:val="Heading1"/>
+      </w:pPr>
       <w:r>
-        <w:t>I BILAGA 1 finns mer detaljerad information om ekologi samt krav på livsmiljö hos fridlysta arter.</w:t>
+        <w:t>EU:s fågeldirektiv</w:t>
+      </w:r>
+    </w:p>
+    <w:p>
+      <w:r>
+        <w:t xml:space="preserve">Europeiska unionens medlemsländer är skyldiga att agera i enlighet med EU:s fågeldirektiv där det uttryckligen står att direktivet gäller för fåglar samt för deras ägg, bon och </w:t>
+      </w:r>
+      <w:r>
+        <w:rPr>
+          <w:b/>
+        </w:rPr>
+        <w:t xml:space="preserve">livsmiljöer </w:t>
+      </w:r>
+      <w:r>
+        <w:t>(artikel 1). Vidare att de åtgärder som vidtas inte får leda till en försämring av den nuvarande situationen beträffande bevarandet av de fågelarter som avses i artikel 1 (artikel 13). Fågeldirektivet är styrande för tillsynsansvariga myndigheters ärendehantering, ställningstaganden och beslutsfattande.</w:t>
       </w:r>
     </w:p>
     <w:p>
@@ -370,7 +360,7 @@
     <w:r>
       <w:tab/>
       <w:tab/>
-      <w:t>2026-06-20</w:t>
+      <w:t>2026-06-21</w:t>
       <w:br/>
       <w:br/>
     </w:r>

--- a/tillsyn/A 52227-2024 tillsynsbegäran.docx
+++ b/tillsyn/A 52227-2024 tillsynsbegäran.docx
@@ -360,7 +360,7 @@
     <w:r>
       <w:tab/>
       <w:tab/>
-      <w:t>2026-06-21</w:t>
+      <w:t>2026-06-22</w:t>
       <w:br/>
       <w:br/>
     </w:r>

--- a/tillsyn/A 52227-2024 tillsynsbegäran.docx
+++ b/tillsyn/A 52227-2024 tillsynsbegäran.docx
@@ -360,7 +360,7 @@
     <w:r>
       <w:tab/>
       <w:tab/>
-      <w:t>2026-06-22</w:t>
+      <w:t>2026-06-23</w:t>
       <w:br/>
       <w:br/>
     </w:r>

--- a/tillsyn/A 52227-2024 tillsynsbegäran.docx
+++ b/tillsyn/A 52227-2024 tillsynsbegäran.docx
@@ -360,7 +360,7 @@
     <w:r>
       <w:tab/>
       <w:tab/>
-      <w:t>2026-06-23</w:t>
+      <w:t>2026-06-24</w:t>
       <w:br/>
       <w:br/>
     </w:r>

--- a/tillsyn/A 52227-2024 tillsynsbegäran.docx
+++ b/tillsyn/A 52227-2024 tillsynsbegäran.docx
@@ -360,7 +360,7 @@
     <w:r>
       <w:tab/>
       <w:tab/>
-      <w:t>2026-06-24</w:t>
+      <w:t>2026-06-25</w:t>
       <w:br/>
       <w:br/>
     </w:r>

--- a/tillsyn/A 52227-2024 tillsynsbegäran.docx
+++ b/tillsyn/A 52227-2024 tillsynsbegäran.docx
@@ -360,7 +360,7 @@
     <w:r>
       <w:tab/>
       <w:tab/>
-      <w:t>2026-06-25</w:t>
+      <w:t>2026-06-26</w:t>
       <w:br/>
       <w:br/>
     </w:r>

--- a/tillsyn/A 52227-2024 tillsynsbegäran.docx
+++ b/tillsyn/A 52227-2024 tillsynsbegäran.docx
@@ -360,7 +360,7 @@
     <w:r>
       <w:tab/>
       <w:tab/>
-      <w:t>2026-06-26</w:t>
+      <w:t>2026-06-27</w:t>
       <w:br/>
       <w:br/>
     </w:r>

--- a/tillsyn/A 52227-2024 tillsynsbegäran.docx
+++ b/tillsyn/A 52227-2024 tillsynsbegäran.docx
@@ -360,7 +360,7 @@
     <w:r>
       <w:tab/>
       <w:tab/>
-      <w:t>2026-06-27</w:t>
+      <w:t>2026-06-28</w:t>
       <w:br/>
       <w:br/>
     </w:r>

--- a/tillsyn/A 52227-2024 tillsynsbegäran.docx
+++ b/tillsyn/A 52227-2024 tillsynsbegäran.docx
@@ -360,7 +360,7 @@
     <w:r>
       <w:tab/>
       <w:tab/>
-      <w:t>2026-06-28</w:t>
+      <w:t>2026-06-29</w:t>
       <w:br/>
       <w:br/>
     </w:r>

--- a/tillsyn/A 52227-2024 tillsynsbegäran.docx
+++ b/tillsyn/A 52227-2024 tillsynsbegäran.docx
@@ -360,7 +360,7 @@
     <w:r>
       <w:tab/>
       <w:tab/>
-      <w:t>2026-06-29</w:t>
+      <w:t>2026-06-30</w:t>
       <w:br/>
       <w:br/>
     </w:r>

--- a/tillsyn/A 52227-2024 tillsynsbegäran.docx
+++ b/tillsyn/A 52227-2024 tillsynsbegäran.docx
@@ -360,7 +360,7 @@
     <w:r>
       <w:tab/>
       <w:tab/>
-      <w:t>2026-06-30</w:t>
+      <w:t>2026-07-01</w:t>
       <w:br/>
       <w:br/>
     </w:r>

--- a/tillsyn/A 52227-2024 tillsynsbegäran.docx
+++ b/tillsyn/A 52227-2024 tillsynsbegäran.docx
@@ -360,7 +360,7 @@
     <w:r>
       <w:tab/>
       <w:tab/>
-      <w:t>2026-07-01</w:t>
+      <w:t>2026-07-02</w:t>
       <w:br/>
       <w:br/>
     </w:r>

--- a/tillsyn/A 52227-2024 tillsynsbegäran.docx
+++ b/tillsyn/A 52227-2024 tillsynsbegäran.docx
@@ -360,7 +360,7 @@
     <w:r>
       <w:tab/>
       <w:tab/>
-      <w:t>2026-07-13</w:t>
+      <w:t>2026-07-14</w:t>
       <w:br/>
       <w:br/>
     </w:r>

--- a/tillsyn/A 52227-2024 tillsynsbegäran.docx
+++ b/tillsyn/A 52227-2024 tillsynsbegäran.docx
@@ -360,7 +360,7 @@
     <w:r>
       <w:tab/>
       <w:tab/>
-      <w:t>2026-07-14</w:t>
+      <w:t>2026-07-15</w:t>
       <w:br/>
       <w:br/>
     </w:r>

--- a/tillsyn/A 52227-2024 tillsynsbegäran.docx
+++ b/tillsyn/A 52227-2024 tillsynsbegäran.docx
@@ -360,7 +360,7 @@
     <w:r>
       <w:tab/>
       <w:tab/>
-      <w:t>2026-07-15</w:t>
+      <w:t>2026-07-16</w:t>
       <w:br/>
       <w:br/>
     </w:r>

--- a/tillsyn/A 52227-2024 tillsynsbegäran.docx
+++ b/tillsyn/A 52227-2024 tillsynsbegäran.docx
@@ -360,7 +360,7 @@
     <w:r>
       <w:tab/>
       <w:tab/>
-      <w:t>2026-07-16</w:t>
+      <w:t>2026-07-17</w:t>
       <w:br/>
       <w:br/>
     </w:r>

--- a/tillsyn/A 52227-2024 tillsynsbegäran.docx
+++ b/tillsyn/A 52227-2024 tillsynsbegäran.docx
@@ -360,7 +360,7 @@
     <w:r>
       <w:tab/>
       <w:tab/>
-      <w:t>2026-07-17</w:t>
+      <w:t>2026-07-18</w:t>
       <w:br/>
       <w:br/>
     </w:r>

--- a/tillsyn/A 52227-2024 tillsynsbegäran.docx
+++ b/tillsyn/A 52227-2024 tillsynsbegäran.docx
@@ -360,7 +360,7 @@
     <w:r>
       <w:tab/>
       <w:tab/>
-      <w:t>2026-07-18</w:t>
+      <w:t>2026-07-19</w:t>
       <w:br/>
       <w:br/>
     </w:r>

--- a/tillsyn/A 52227-2024 tillsynsbegäran.docx
+++ b/tillsyn/A 52227-2024 tillsynsbegäran.docx
@@ -360,7 +360,7 @@
     <w:r>
       <w:tab/>
       <w:tab/>
-      <w:t>2026-07-19</w:t>
+      <w:t>2026-07-20</w:t>
       <w:br/>
       <w:br/>
     </w:r>

--- a/tillsyn/A 52227-2024 tillsynsbegäran.docx
+++ b/tillsyn/A 52227-2024 tillsynsbegäran.docx
@@ -360,7 +360,7 @@
     <w:r>
       <w:tab/>
       <w:tab/>
-      <w:t>2026-07-20</w:t>
+      <w:t>2026-07-21</w:t>
       <w:br/>
       <w:br/>
     </w:r>

--- a/tillsyn/A 52227-2024 tillsynsbegäran.docx
+++ b/tillsyn/A 52227-2024 tillsynsbegäran.docx
@@ -360,7 +360,7 @@
     <w:r>
       <w:tab/>
       <w:tab/>
-      <w:t>2026-07-21</w:t>
+      <w:t>2026-07-22</w:t>
       <w:br/>
       <w:br/>
     </w:r>

--- a/tillsyn/A 52227-2024 tillsynsbegäran.docx
+++ b/tillsyn/A 52227-2024 tillsynsbegäran.docx
@@ -360,7 +360,7 @@
     <w:r>
       <w:tab/>
       <w:tab/>
-      <w:t>2026-07-22</w:t>
+      <w:t>2026-07-23</w:t>
       <w:br/>
       <w:br/>
     </w:r>

--- a/tillsyn/A 52227-2024 tillsynsbegäran.docx
+++ b/tillsyn/A 52227-2024 tillsynsbegäran.docx
@@ -360,7 +360,7 @@
     <w:r>
       <w:tab/>
       <w:tab/>
-      <w:t>2026-07-23</w:t>
+      <w:t>2026-07-24</w:t>
       <w:br/>
       <w:br/>
     </w:r>

--- a/tillsyn/A 52227-2024 tillsynsbegäran.docx
+++ b/tillsyn/A 52227-2024 tillsynsbegäran.docx
@@ -360,7 +360,7 @@
     <w:r>
       <w:tab/>
       <w:tab/>
-      <w:t>2026-07-24</w:t>
+      <w:t>2026-07-25</w:t>
       <w:br/>
       <w:br/>
     </w:r>

--- a/tillsyn/A 52227-2024 tillsynsbegäran.docx
+++ b/tillsyn/A 52227-2024 tillsynsbegäran.docx
@@ -360,7 +360,7 @@
     <w:r>
       <w:tab/>
       <w:tab/>
-      <w:t>2026-07-25</w:t>
+      <w:t>2026-07-26</w:t>
       <w:br/>
       <w:br/>
     </w:r>

--- a/tillsyn/A 52227-2024 tillsynsbegäran.docx
+++ b/tillsyn/A 52227-2024 tillsynsbegäran.docx
@@ -360,7 +360,7 @@
     <w:r>
       <w:tab/>
       <w:tab/>
-      <w:t>2026-07-26</w:t>
+      <w:t>2026-07-27</w:t>
       <w:br/>
       <w:br/>
     </w:r>

--- a/tillsyn/A 52227-2024 tillsynsbegäran.docx
+++ b/tillsyn/A 52227-2024 tillsynsbegäran.docx
@@ -360,7 +360,7 @@
     <w:r>
       <w:tab/>
       <w:tab/>
-      <w:t>2026-07-27</w:t>
+      <w:t>2026-07-28</w:t>
       <w:br/>
       <w:br/>
     </w:r>

--- a/tillsyn/A 52227-2024 tillsynsbegäran.docx
+++ b/tillsyn/A 52227-2024 tillsynsbegäran.docx
@@ -360,7 +360,7 @@
     <w:r>
       <w:tab/>
       <w:tab/>
-      <w:t>2026-07-28</w:t>
+      <w:t>2026-07-29</w:t>
       <w:br/>
       <w:br/>
     </w:r>

--- a/tillsyn/A 52227-2024 tillsynsbegäran.docx
+++ b/tillsyn/A 52227-2024 tillsynsbegäran.docx
@@ -360,7 +360,7 @@
     <w:r>
       <w:tab/>
       <w:tab/>
-      <w:t>2026-07-29</w:t>
+      <w:t>2026-07-30</w:t>
       <w:br/>
       <w:br/>
     </w:r>

--- a/tillsyn/A 52227-2024 tillsynsbegäran.docx
+++ b/tillsyn/A 52227-2024 tillsynsbegäran.docx
@@ -360,7 +360,7 @@
     <w:r>
       <w:tab/>
       <w:tab/>
-      <w:t>2026-07-30</w:t>
+      <w:t>2026-07-31</w:t>
       <w:br/>
       <w:br/>
     </w:r>

--- a/tillsyn/A 52227-2024 tillsynsbegäran.docx
+++ b/tillsyn/A 52227-2024 tillsynsbegäran.docx
@@ -360,7 +360,7 @@
     <w:r>
       <w:tab/>
       <w:tab/>
-      <w:t>2026-07-31</w:t>
+      <w:t>2026-08-01</w:t>
       <w:br/>
       <w:br/>
     </w:r>

--- a/tillsyn/A 52227-2024 tillsynsbegäran.docx
+++ b/tillsyn/A 52227-2024 tillsynsbegäran.docx
@@ -360,7 +360,7 @@
     <w:r>
       <w:tab/>
       <w:tab/>
-      <w:t>2026-08-01</w:t>
+      <w:t>2026-08-02</w:t>
       <w:br/>
       <w:br/>
     </w:r>

--- a/tillsyn/A 52227-2024 tillsynsbegäran.docx
+++ b/tillsyn/A 52227-2024 tillsynsbegäran.docx
@@ -360,7 +360,7 @@
     <w:r>
       <w:tab/>
       <w:tab/>
-      <w:t>2026-08-02</w:t>
+      <w:t>2026-08-03</w:t>
       <w:br/>
       <w:br/>
     </w:r>

--- a/tillsyn/A 52227-2024 tillsynsbegäran.docx
+++ b/tillsyn/A 52227-2024 tillsynsbegäran.docx
@@ -360,7 +360,7 @@
     <w:r>
       <w:tab/>
       <w:tab/>
-      <w:t>2026-08-03</w:t>
+      <w:t>2026-08-04</w:t>
       <w:br/>
       <w:br/>
     </w:r>

--- a/tillsyn/A 52227-2024 tillsynsbegäran.docx
+++ b/tillsyn/A 52227-2024 tillsynsbegäran.docx
@@ -360,7 +360,7 @@
     <w:r>
       <w:tab/>
       <w:tab/>
-      <w:t>2026-08-04</w:t>
+      <w:t>2026-08-05</w:t>
       <w:br/>
       <w:br/>
     </w:r>

--- a/tillsyn/A 52227-2024 tillsynsbegäran.docx
+++ b/tillsyn/A 52227-2024 tillsynsbegäran.docx
@@ -360,7 +360,7 @@
     <w:r>
       <w:tab/>
       <w:tab/>
-      <w:t>2026-08-05</w:t>
+      <w:t>2026-08-07</w:t>
       <w:br/>
       <w:br/>
     </w:r>

--- a/tillsyn/A 52227-2024 tillsynsbegäran.docx
+++ b/tillsyn/A 52227-2024 tillsynsbegäran.docx
@@ -360,7 +360,7 @@
     <w:r>
       <w:tab/>
       <w:tab/>
-      <w:t>2026-08-07</w:t>
+      <w:t>2026-08-08</w:t>
       <w:br/>
       <w:br/>
     </w:r>

--- a/tillsyn/A 52227-2024 tillsynsbegäran.docx
+++ b/tillsyn/A 52227-2024 tillsynsbegäran.docx
@@ -60,7 +60,7 @@
         <w:spacing w:after="240"/>
       </w:pPr>
       <w:r>
-        <w:t>Figur 1. Fyndplatser för naturvårdsarter i och inom 18 meter från avverkningsanmälan. Markörer utan svart kant är placerade på fyndplatsen. Markörer med svart kant är placerade vid sidan av fyndplatsen har ett svart streck som visar fyndplatsens exakta position. Kartans mittpunktskoordinat är N 6975751, E 557442 i SWEREF 99 TM.</w:t>
+        <w:t>Figur 1. Fyndplatser för naturvårdsarter i och inom 18 meter från avverkningsanmälan. Markörer utan svart kant är placerade på fyndplatsen. Markörer med svart kant är placerade vid sidan av fyndplatsen och har ett svart streck som visar fyndplatsens exakta position. Kartans mittpunktskoordinat är N 6975751, E 557442 i SWEREF 99 TM.</w:t>
       </w:r>
     </w:p>
     <w:p>
@@ -360,7 +360,7 @@
     <w:r>
       <w:tab/>
       <w:tab/>
-      <w:t>2026-08-14</w:t>
+      <w:t>2026-08-15</w:t>
       <w:br/>
       <w:br/>
     </w:r>

--- a/tillsyn/A 52227-2024 tillsynsbegäran.docx
+++ b/tillsyn/A 52227-2024 tillsynsbegäran.docx
@@ -360,7 +360,7 @@
     <w:r>
       <w:tab/>
       <w:tab/>
-      <w:t>2026-08-15</w:t>
+      <w:t>2026-08-16</w:t>
       <w:br/>
       <w:br/>
     </w:r>

--- a/tillsyn/A 52227-2024 tillsynsbegäran.docx
+++ b/tillsyn/A 52227-2024 tillsynsbegäran.docx
@@ -360,7 +360,7 @@
     <w:r>
       <w:tab/>
       <w:tab/>
-      <w:t>2026-08-16</w:t>
+      <w:t>2026-08-17</w:t>
       <w:br/>
       <w:br/>
     </w:r>

--- a/tillsyn/A 52227-2024 tillsynsbegäran.docx
+++ b/tillsyn/A 52227-2024 tillsynsbegäran.docx
@@ -360,7 +360,7 @@
     <w:r>
       <w:tab/>
       <w:tab/>
-      <w:t>2026-08-17</w:t>
+      <w:t>2026-08-18</w:t>
       <w:br/>
       <w:br/>
     </w:r>

--- a/tillsyn/A 52227-2024 tillsynsbegäran.docx
+++ b/tillsyn/A 52227-2024 tillsynsbegäran.docx
@@ -360,7 +360,7 @@
     <w:r>
       <w:tab/>
       <w:tab/>
-      <w:t>2026-08-18</w:t>
+      <w:t>2026-08-19</w:t>
       <w:br/>
       <w:br/>
     </w:r>

--- a/tillsyn/A 52227-2024 tillsynsbegäran.docx
+++ b/tillsyn/A 52227-2024 tillsynsbegäran.docx
@@ -360,7 +360,7 @@
     <w:r>
       <w:tab/>
       <w:tab/>
-      <w:t>2026-08-19</w:t>
+      <w:t>2026-08-20</w:t>
       <w:br/>
       <w:br/>
     </w:r>

--- a/tillsyn/A 52227-2024 tillsynsbegäran.docx
+++ b/tillsyn/A 52227-2024 tillsynsbegäran.docx
@@ -360,7 +360,7 @@
     <w:r>
       <w:tab/>
       <w:tab/>
-      <w:t>2026-08-20</w:t>
+      <w:t>2026-08-21</w:t>
       <w:br/>
       <w:br/>
     </w:r>

--- a/tillsyn/A 52227-2024 tillsynsbegäran.docx
+++ b/tillsyn/A 52227-2024 tillsynsbegäran.docx
@@ -360,7 +360,7 @@
     <w:r>
       <w:tab/>
       <w:tab/>
-      <w:t>2026-08-21</w:t>
+      <w:t>2026-08-22</w:t>
       <w:br/>
       <w:br/>
     </w:r>

--- a/tillsyn/A 52227-2024 tillsynsbegäran.docx
+++ b/tillsyn/A 52227-2024 tillsynsbegäran.docx
@@ -360,7 +360,7 @@
     <w:r>
       <w:tab/>
       <w:tab/>
-      <w:t>2026-08-22</w:t>
+      <w:t>2026-08-23</w:t>
       <w:br/>
       <w:br/>
     </w:r>

--- a/tillsyn/A 52227-2024 tillsynsbegäran.docx
+++ b/tillsyn/A 52227-2024 tillsynsbegäran.docx
@@ -360,7 +360,7 @@
     <w:r>
       <w:tab/>
       <w:tab/>
-      <w:t>2026-08-23</w:t>
+      <w:t>2026-08-24</w:t>
       <w:br/>
       <w:br/>
     </w:r>

--- a/tillsyn/A 52227-2024 tillsynsbegäran.docx
+++ b/tillsyn/A 52227-2024 tillsynsbegäran.docx
@@ -360,7 +360,7 @@
     <w:r>
       <w:tab/>
       <w:tab/>
-      <w:t>2026-08-24</w:t>
+      <w:t>2026-08-25</w:t>
       <w:br/>
       <w:br/>
     </w:r>

--- a/tillsyn/A 52227-2024 tillsynsbegäran.docx
+++ b/tillsyn/A 52227-2024 tillsynsbegäran.docx
@@ -360,7 +360,7 @@
     <w:r>
       <w:tab/>
       <w:tab/>
-      <w:t>2026-08-25</w:t>
+      <w:t>2026-08-26</w:t>
       <w:br/>
       <w:br/>
     </w:r>

--- a/tillsyn/A 52227-2024 tillsynsbegäran.docx
+++ b/tillsyn/A 52227-2024 tillsynsbegäran.docx
@@ -360,7 +360,7 @@
     <w:r>
       <w:tab/>
       <w:tab/>
-      <w:t>2026-08-26</w:t>
+      <w:t>2026-08-27</w:t>
       <w:br/>
       <w:br/>
     </w:r>

--- a/tillsyn/A 52227-2024 tillsynsbegäran.docx
+++ b/tillsyn/A 52227-2024 tillsynsbegäran.docx
@@ -360,7 +360,7 @@
     <w:r>
       <w:tab/>
       <w:tab/>
-      <w:t>2026-08-27</w:t>
+      <w:t>2026-08-28</w:t>
       <w:br/>
       <w:br/>
     </w:r>

--- a/tillsyn/A 52227-2024 tillsynsbegäran.docx
+++ b/tillsyn/A 52227-2024 tillsynsbegäran.docx
@@ -22,7 +22,7 @@
       <w:r>
         <w:drawing>
           <wp:inline xmlns:a="http://schemas.openxmlformats.org/drawingml/2006/main" xmlns:pic="http://schemas.openxmlformats.org/drawingml/2006/picture">
-            <wp:extent cx="5486400" cy="4873658"/>
+            <wp:extent cx="5486400" cy="4992435"/>
             <wp:docPr id="1" name="Picture 1"/>
             <wp:cNvGraphicFramePr>
               <a:graphicFrameLocks noChangeAspect="1"/>
@@ -43,7 +43,7 @@
                   <pic:spPr>
                     <a:xfrm>
                       <a:off x="0" y="0"/>
-                      <a:ext cx="5486400" cy="4873658"/>
+                      <a:ext cx="5486400" cy="4992435"/>
                     </a:xfrm>
                     <a:prstGeom prst="rect"/>
                   </pic:spPr>
@@ -60,12 +60,12 @@
         <w:spacing w:after="240"/>
       </w:pPr>
       <w:r>
-        <w:t>Figur 1. Fyndplatser för naturvårdsarter i och inom 18 meter från avverkningsanmälan. Markörer utan svart kant är placerade på fyndplatsen. Markörer med svart kant är placerade vid sidan av fyndplatsen och har ett svart streck som visar fyndplatsens exakta position. Kartans mittpunktskoordinat är N 6975751, E 557442 i SWEREF 99 TM.</w:t>
+        <w:t>Figur 1. Fyndplatser för naturvårdsarter i och inom 24 meter från avverkningsanmälan. Markörer utan svart kant är placerade på fyndplatsen. Markörer med svart kant är placerade vid sidan av fyndplatsen och har ett svart streck som visar fyndplatsens exakta position. Kartans mittpunktskoordinat är N 6975751, E 557442 i SWEREF 99 TM.</w:t>
       </w:r>
     </w:p>
     <w:p>
       <w:r>
-        <w:t>I och inom 18 meter från avverkningsanmälan finns fynd av 1 naturvårdsarter, varav 1 är fridlyst och 1 är typisk (T): tjäder (T, §4). Se Figur 1.</w:t>
+        <w:t>I och inom 24 meter från avverkningsanmälan finns fynd av 2 naturvårdsarter, varav 1 är rödlistad, 1 är fridlyst och 2 är typiska (T): ullticka (NT, T) och tjäder (T, §4). Se Figur 1.</w:t>
       </w:r>
     </w:p>
     <w:p>
@@ -97,6 +97,62 @@
     <w:p>
       <w:r>
         <w:t>Nedan följer beskrivningar av de naturvårdsarter och fridlysta arter som har sina livsmiljöer och växtplatser i den avverkningsanmälda skogen. Se även ytterligare artfakta i BILAGA 1. De påträffade naturvårdsarterna är ett tydligt kvitto på att det rör sig om en skog med höga naturvärden.</w:t>
+      </w:r>
+    </w:p>
+    <w:p>
+      <w:r>
+        <w:rPr>
+          <w:b/>
+        </w:rPr>
+        <w:t>Ullticka (NT)</w:t>
+      </w:r>
+      <w:r>
+        <w:t xml:space="preserve"> är knuten till restbestånd av barrnaturskog och förekommer med ett tydligt optimum i orörda eller måttligt påverkade gamla granskogar där det föreligger viss kontinuitet av grov död ved. Ullticka är en bra signalart inom hela sitt utbredningsområde och i södra Sverige är den sällsynt och en god signalart för skyddsvärda granskogsmiljöer. Den hotas av avverkning och fragmentering av naturskog och äldre granskog med lång trädkontinuitet. På ullticka kan ibland ulltickeporing (VU) påträffas - det är en sällsynt ticka som nyligen delats upp i de tre olika arterna ulltickeporing </w:t>
+      </w:r>
+      <w:r>
+        <w:rPr>
+          <w:i/>
+        </w:rPr>
+        <w:t xml:space="preserve">Skeletocutis brevispora </w:t>
+      </w:r>
+      <w:r>
+        <w:t>(VU)</w:t>
+      </w:r>
+      <w:r>
+        <w:rPr>
+          <w:i/>
+        </w:rPr>
+        <w:t>, Skeletocutis delicata</w:t>
+      </w:r>
+      <w:r>
+        <w:t xml:space="preserve"> (VU)</w:t>
+      </w:r>
+      <w:r>
+        <w:rPr>
+          <w:i/>
+        </w:rPr>
+        <w:t xml:space="preserve"> och Skeletocutis exilis</w:t>
+      </w:r>
+      <w:r>
+        <w:t xml:space="preserve"> (NT). Ullticka är typisk art för </w:t>
+      </w:r>
+      <w:r>
+        <w:rPr>
+          <w:i/>
+        </w:rPr>
+        <w:t xml:space="preserve">9010 Taiga, 9050 Näringsrik granskog </w:t>
+      </w:r>
+      <w:r>
+        <w:t xml:space="preserve">och </w:t>
+      </w:r>
+      <w:r>
+        <w:rPr>
+          <w:i/>
+        </w:rPr>
+        <w:t>9030 Landhöjningsskog</w:t>
+      </w:r>
+      <w:r>
+        <w:t xml:space="preserve"> (SLU Artdatabanken, 2026; Nitare &amp; Skogsstyrelsen, 2019; Miettinen &amp; Niemelä, 2018).</w:t>
       </w:r>
     </w:p>
     <w:p>
@@ -360,7 +416,7 @@
     <w:r>
       <w:tab/>
       <w:tab/>
-      <w:t>2026-08-28</w:t>
+      <w:t>2026-08-29</w:t>
       <w:br/>
       <w:br/>
     </w:r>

--- a/tillsyn/A 52227-2024 tillsynsbegäran.docx
+++ b/tillsyn/A 52227-2024 tillsynsbegäran.docx
@@ -416,7 +416,7 @@
     <w:r>
       <w:tab/>
       <w:tab/>
-      <w:t>2026-08-29</w:t>
+      <w:t>2026-08-31</w:t>
       <w:br/>
       <w:br/>
     </w:r>

--- a/tillsyn/A 52227-2024 tillsynsbegäran.docx
+++ b/tillsyn/A 52227-2024 tillsynsbegäran.docx
@@ -416,7 +416,7 @@
     <w:r>
       <w:tab/>
       <w:tab/>
-      <w:t>2026-08-31</w:t>
+      <w:t>2026-09-01</w:t>
       <w:br/>
       <w:br/>
     </w:r>

--- a/tillsyn/A 52227-2024 tillsynsbegäran.docx
+++ b/tillsyn/A 52227-2024 tillsynsbegäran.docx
@@ -416,7 +416,7 @@
     <w:r>
       <w:tab/>
       <w:tab/>
-      <w:t>2026-09-01</w:t>
+      <w:t>2026-09-02</w:t>
       <w:br/>
       <w:br/>
     </w:r>

--- a/tillsyn/A 52227-2024 tillsynsbegäran.docx
+++ b/tillsyn/A 52227-2024 tillsynsbegäran.docx
@@ -416,7 +416,7 @@
     <w:r>
       <w:tab/>
       <w:tab/>
-      <w:t>2026-09-02</w:t>
+      <w:t>2026-09-03</w:t>
       <w:br/>
       <w:br/>
     </w:r>

--- a/tillsyn/A 52227-2024 tillsynsbegäran.docx
+++ b/tillsyn/A 52227-2024 tillsynsbegäran.docx
@@ -416,7 +416,7 @@
     <w:r>
       <w:tab/>
       <w:tab/>
-      <w:t>2026-09-03</w:t>
+      <w:t>2026-09-04</w:t>
       <w:br/>
       <w:br/>
     </w:r>

--- a/tillsyn/A 52227-2024 tillsynsbegäran.docx
+++ b/tillsyn/A 52227-2024 tillsynsbegäran.docx
@@ -416,7 +416,7 @@
     <w:r>
       <w:tab/>
       <w:tab/>
-      <w:t>2026-09-04</w:t>
+      <w:t>2026-09-05</w:t>
       <w:br/>
       <w:br/>
     </w:r>
